--- a/frontend/public/report.docx
+++ b/frontend/public/report.docx
@@ -1,6 +1,6 @@
 
 <file path=word/document.xml><?xml version="1.0" encoding="utf-8"?>
-<w:document xmlns:wpc="http://schemas.microsoft.com/office/word/2010/wordprocessingCanvas" xmlns:cx="http://schemas.microsoft.com/office/drawing/2014/chartex" xmlns:cx1="http://schemas.microsoft.com/office/drawing/2015/9/8/chartex" xmlns:cx2="http://schemas.microsoft.com/office/drawing/2015/10/21/chartex" xmlns:cx3="http://schemas.microsoft.com/office/drawing/2016/5/9/chartex" xmlns:cx4="http://schemas.microsoft.com/office/drawing/2016/5/10/chartex" xmlns:cx5="http://schemas.microsoft.com/office/drawing/2016/5/11/chartex" xmlns:cx6="http://schemas.microsoft.com/office/drawing/2016/5/12/chartex" xmlns:cx7="http://schemas.microsoft.com/office/drawing/2016/5/13/chartex" xmlns:cx8="http://schemas.microsoft.com/office/drawing/2016/5/14/chartex" xmlns:mc="http://schemas.openxmlformats.org/markup-compatibility/2006" xmlns:aink="http://schemas.microsoft.com/office/drawing/2016/ink" xmlns:am3d="http://schemas.microsoft.com/office/drawing/2017/model3d" xmlns:o="urn:schemas-microsoft-com:office:office" xmlns:oel="http://schemas.microsoft.com/office/2019/extlst" xmlns:r="http://schemas.openxmlformats.org/officeDocument/2006/relationships" xmlns:m="http://schemas.openxmlformats.org/officeDocument/2006/math" xmlns:v="urn:schemas-microsoft-com:vml" xmlns:wp14="http://schemas.microsoft.com/office/word/2010/wordprocessingDrawing" xmlns:wp="http://schemas.openxmlformats.org/drawingml/2006/wordprocessingDrawing" xmlns:w10="urn:schemas-microsoft-com:office:word" xmlns:w="http://schemas.openxmlformats.org/wordprocessingml/2006/main" xmlns:w14="http://schemas.microsoft.com/office/word/2010/wordml" xmlns:w15="http://schemas.microsoft.com/office/word/2012/wordml" xmlns:w16cex="http://schemas.microsoft.com/office/word/2018/wordml/cex" xmlns:w16cid="http://schemas.microsoft.com/office/word/2016/wordml/cid" xmlns:w16="http://schemas.microsoft.com/office/word/2018/wordml" xmlns:w16sdtdh="http://schemas.microsoft.com/office/word/2020/wordml/sdtdatahash" xmlns:w16se="http://schemas.microsoft.com/office/word/2015/wordml/symex" xmlns:wpg="http://schemas.microsoft.com/office/word/2010/wordprocessingGroup" xmlns:wpi="http://schemas.microsoft.com/office/word/2010/wordprocessingInk" xmlns:wne="http://schemas.microsoft.com/office/word/2006/wordml" xmlns:wps="http://schemas.microsoft.com/office/word/2010/wordprocessingShape" mc:Ignorable="w14 w15 w16se w16cid w16 w16cex w16sdtdh wp14">
+<w:document xmlns:wpc="http://schemas.microsoft.com/office/word/2010/wordprocessingCanvas" xmlns:cx="http://schemas.microsoft.com/office/drawing/2014/chartex" xmlns:cx1="http://schemas.microsoft.com/office/drawing/2015/9/8/chartex" xmlns:cx2="http://schemas.microsoft.com/office/drawing/2015/10/21/chartex" xmlns:cx3="http://schemas.microsoft.com/office/drawing/2016/5/9/chartex" xmlns:cx4="http://schemas.microsoft.com/office/drawing/2016/5/10/chartex" xmlns:cx5="http://schemas.microsoft.com/office/drawing/2016/5/11/chartex" xmlns:cx6="http://schemas.microsoft.com/office/drawing/2016/5/12/chartex" xmlns:cx7="http://schemas.microsoft.com/office/drawing/2016/5/13/chartex" xmlns:cx8="http://schemas.microsoft.com/office/drawing/2016/5/14/chartex" xmlns:mc="http://schemas.openxmlformats.org/markup-compatibility/2006" xmlns:aink="http://schemas.microsoft.com/office/drawing/2016/ink" xmlns:am3d="http://schemas.microsoft.com/office/drawing/2017/model3d" xmlns:o="urn:schemas-microsoft-com:office:office" xmlns:oel="http://schemas.microsoft.com/office/2019/extlst" xmlns:r="http://schemas.openxmlformats.org/officeDocument/2006/relationships" xmlns:m="http://schemas.openxmlformats.org/officeDocument/2006/math" xmlns:v="urn:schemas-microsoft-com:vml" xmlns:wp14="http://schemas.microsoft.com/office/word/2010/wordprocessingDrawing" xmlns:wp="http://schemas.openxmlformats.org/drawingml/2006/wordprocessingDrawing" xmlns:w10="urn:schemas-microsoft-com:office:word" xmlns:w="http://schemas.openxmlformats.org/wordprocessingml/2006/main" xmlns:w14="http://schemas.microsoft.com/office/word/2010/wordml" xmlns:w15="http://schemas.microsoft.com/office/word/2012/wordml" xmlns:w16cex="http://schemas.microsoft.com/office/word/2018/wordml/cex" xmlns:w16cid="http://schemas.microsoft.com/office/word/2016/wordml/cid" xmlns:w16="http://schemas.microsoft.com/office/word/2018/wordml" xmlns:w16du="http://schemas.microsoft.com/office/word/2023/wordml/word16du" xmlns:w16sdtdh="http://schemas.microsoft.com/office/word/2020/wordml/sdtdatahash" xmlns:w16sdtfl="http://schemas.microsoft.com/office/word/2024/wordml/sdtformatlock" xmlns:w16se="http://schemas.microsoft.com/office/word/2015/wordml/symex" xmlns:wpg="http://schemas.microsoft.com/office/word/2010/wordprocessingGroup" xmlns:wpi="http://schemas.microsoft.com/office/word/2010/wordprocessingInk" xmlns:wne="http://schemas.microsoft.com/office/word/2006/wordml" xmlns:wps="http://schemas.microsoft.com/office/word/2010/wordprocessingShape" mc:Ignorable="w14 w15 w16se w16cid w16 w16cex w16sdtdh w16sdtfl w16du wp14">
   <w:body>
     <w:p>
       <w:pPr>
@@ -38,54 +38,12 @@
       <w:pPr>
         <w:jc w:val="center"/>
         <w:rPr>
-          <w:rFonts w:ascii="TH SarabunPSK" w:hAnsi="TH SarabunPSK" w:cs="TH SarabunPSK"/>
-          <w:sz w:val="32"/>
-          <w:szCs w:val="32"/>
-        </w:rPr>
-      </w:pPr>
-      <w:r>
-        <w:rPr>
           <w:rFonts w:ascii="TH SarabunPSK" w:hAnsi="TH SarabunPSK" w:cs="TH SarabunPSK" w:hint="cs"/>
           <w:sz w:val="32"/>
           <w:szCs w:val="32"/>
           <w:cs/>
         </w:rPr>
-        <w:t xml:space="preserve">สัปดาห์ที่ </w:t>
-      </w:r>
-      <w:r>
-        <w:rPr>
-          <w:rFonts w:ascii="TH SarabunPSK" w:hAnsi="TH SarabunPSK" w:cs="TH SarabunPSK"/>
-          <w:sz w:val="32"/>
-          <w:szCs w:val="32"/>
-        </w:rPr>
-        <w:t>$</w:t>
-      </w:r>
-      <w:r>
-        <w:rPr>
-          <w:rFonts w:ascii="TH SarabunPSK" w:hAnsi="TH SarabunPSK" w:cs="TH SarabunPSK"/>
-          <w:sz w:val="32"/>
-          <w:szCs w:val="32"/>
-        </w:rPr>
-        <w:t>{</w:t>
-      </w:r>
-      <w:proofErr w:type="spellStart"/>
-      <w:r>
-        <w:rPr>
-          <w:rFonts w:ascii="TH SarabunPSK" w:hAnsi="TH SarabunPSK" w:cs="TH SarabunPSK"/>
-          <w:sz w:val="32"/>
-          <w:szCs w:val="32"/>
-        </w:rPr>
-        <w:t>number_of_week</w:t>
-      </w:r>
-      <w:proofErr w:type="spellEnd"/>
-      <w:r>
-        <w:rPr>
-          <w:rFonts w:ascii="TH SarabunPSK" w:hAnsi="TH SarabunPSK" w:cs="TH SarabunPSK"/>
-          <w:sz w:val="32"/>
-          <w:szCs w:val="32"/>
-        </w:rPr>
-        <w:t>}</w:t>
-      </w:r>
+      </w:pPr>
       <w:r>
         <w:rPr>
           <w:rFonts w:ascii="TH SarabunPSK" w:hAnsi="TH SarabunPSK" w:cs="TH SarabunPSK" w:hint="cs"/>
@@ -93,7 +51,51 @@
           <w:szCs w:val="32"/>
           <w:cs/>
         </w:rPr>
-        <w:t xml:space="preserve"> การปฏิบัติสหกิจศึกษา</w:t>
+        <w:t xml:space="preserve">สัปดาห์ที่ </w:t>
+      </w:r>
+      <w:r>
+        <w:rPr>
+          <w:rFonts w:ascii="TH SarabunPSK" w:hAnsi="TH SarabunPSK" w:cs="TH SarabunPSK"/>
+          <w:sz w:val="32"/>
+          <w:szCs w:val="32"/>
+        </w:rPr>
+        <w:t>{</w:t>
+      </w:r>
+      <w:proofErr w:type="spellStart"/>
+      <w:r>
+        <w:rPr>
+          <w:rFonts w:ascii="TH SarabunPSK" w:hAnsi="TH SarabunPSK" w:cs="TH SarabunPSK"/>
+          <w:sz w:val="32"/>
+          <w:szCs w:val="32"/>
+        </w:rPr>
+        <w:t>number_of_week</w:t>
+      </w:r>
+      <w:proofErr w:type="spellEnd"/>
+      <w:r>
+        <w:rPr>
+          <w:rFonts w:ascii="TH SarabunPSK" w:hAnsi="TH SarabunPSK" w:cs="TH SarabunPSK"/>
+          <w:sz w:val="32"/>
+          <w:szCs w:val="32"/>
+        </w:rPr>
+        <w:t>}</w:t>
+      </w:r>
+      <w:r>
+        <w:rPr>
+          <w:rFonts w:ascii="TH SarabunPSK" w:hAnsi="TH SarabunPSK" w:cs="TH SarabunPSK" w:hint="cs"/>
+          <w:sz w:val="32"/>
+          <w:szCs w:val="32"/>
+          <w:cs/>
+        </w:rPr>
+        <w:t xml:space="preserve"> การปฏิบัติ</w:t>
+      </w:r>
+      <w:r>
+        <w:rPr>
+          <w:rFonts w:ascii="TH SarabunPSK" w:hAnsi="TH SarabunPSK" w:cs="TH SarabunPSK" w:hint="cs"/>
+          <w:sz w:val="32"/>
+          <w:szCs w:val="32"/>
+          <w:cs/>
+        </w:rPr>
+        <w:t>ฝึกงาน</w:t>
       </w:r>
     </w:p>
     <w:p>
@@ -112,7 +114,75 @@
           <w:szCs w:val="32"/>
           <w:cs/>
         </w:rPr>
-        <w:t>นิสิตคณะวิทยาศาสตร์  มหาวิทยาลัยนเรศวร</w:t>
+        <w:t>นิสิต</w:t>
+      </w:r>
+      <w:r>
+        <w:rPr>
+          <w:rFonts w:ascii="TH SarabunPSK" w:hAnsi="TH SarabunPSK" w:cs="TH SarabunPSK"/>
+          <w:sz w:val="32"/>
+          <w:szCs w:val="32"/>
+        </w:rPr>
+        <w:t>{</w:t>
+      </w:r>
+      <w:r>
+        <w:rPr>
+          <w:rFonts w:ascii="TH SarabunPSK" w:hAnsi="TH SarabunPSK" w:cs="TH SarabunPSK"/>
+          <w:sz w:val="32"/>
+          <w:szCs w:val="32"/>
+        </w:rPr>
+        <w:t>faculty</w:t>
+      </w:r>
+      <w:r>
+        <w:rPr>
+          <w:rFonts w:ascii="TH SarabunPSK" w:hAnsi="TH SarabunPSK" w:cs="TH SarabunPSK"/>
+          <w:sz w:val="32"/>
+          <w:szCs w:val="32"/>
+        </w:rPr>
+        <w:t>}</w:t>
+      </w:r>
+      <w:r>
+        <w:rPr>
+          <w:rFonts w:ascii="TH SarabunPSK" w:hAnsi="TH SarabunPSK" w:cs="TH SarabunPSK" w:hint="cs"/>
+          <w:sz w:val="32"/>
+          <w:szCs w:val="32"/>
+          <w:cs/>
+        </w:rPr>
+        <w:t xml:space="preserve"> </w:t>
+      </w:r>
+      <w:r>
+        <w:rPr>
+          <w:rFonts w:ascii="TH SarabunPSK" w:hAnsi="TH SarabunPSK" w:cs="TH SarabunPSK" w:hint="cs"/>
+          <w:sz w:val="32"/>
+          <w:szCs w:val="32"/>
+          <w:cs/>
+        </w:rPr>
+        <w:t xml:space="preserve"> </w:t>
+      </w:r>
+      <w:r>
+        <w:rPr>
+          <w:rFonts w:ascii="TH SarabunPSK" w:hAnsi="TH SarabunPSK" w:cs="TH SarabunPSK"/>
+          <w:sz w:val="32"/>
+          <w:szCs w:val="32"/>
+        </w:rPr>
+        <w:t>{</w:t>
+      </w:r>
+      <w:proofErr w:type="spellStart"/>
+      <w:r>
+        <w:rPr>
+          <w:rFonts w:ascii="TH SarabunPSK" w:hAnsi="TH SarabunPSK" w:cs="TH SarabunPSK"/>
+          <w:sz w:val="32"/>
+          <w:szCs w:val="32"/>
+        </w:rPr>
+        <w:t>university_name</w:t>
+      </w:r>
+      <w:proofErr w:type="spellEnd"/>
+      <w:r>
+        <w:rPr>
+          <w:rFonts w:ascii="TH SarabunPSK" w:hAnsi="TH SarabunPSK" w:cs="TH SarabunPSK"/>
+          <w:sz w:val="32"/>
+          <w:szCs w:val="32"/>
+        </w:rPr>
+        <w:t>}</w:t>
       </w:r>
     </w:p>
     <w:tbl>
@@ -280,13 +350,6 @@
                 <w:rFonts w:ascii="TH SarabunPSK" w:hAnsi="TH SarabunPSK" w:cs="TH SarabunPSK"/>
                 <w:sz w:val="28"/>
               </w:rPr>
-              <w:t>$</w:t>
-            </w:r>
-            <w:r>
-              <w:rPr>
-                <w:rFonts w:ascii="TH SarabunPSK" w:hAnsi="TH SarabunPSK" w:cs="TH SarabunPSK"/>
-                <w:sz w:val="28"/>
-              </w:rPr>
               <w:t>{memo_date</w:t>
             </w:r>
             <w:r>
@@ -336,21 +399,15 @@
                 <w:rFonts w:ascii="TH SarabunPSK" w:hAnsi="TH SarabunPSK" w:cs="TH SarabunPSK"/>
                 <w:sz w:val="28"/>
               </w:rPr>
-              <w:t xml:space="preserve"> </w:t>
-            </w:r>
-            <w:r>
-              <w:rPr>
-                <w:rFonts w:ascii="TH SarabunPSK" w:hAnsi="TH SarabunPSK" w:cs="TH SarabunPSK"/>
-                <w:sz w:val="28"/>
-              </w:rPr>
-              <w:t>$</w:t>
-            </w:r>
-            <w:r>
-              <w:rPr>
-                <w:rFonts w:ascii="TH SarabunPSK" w:hAnsi="TH SarabunPSK" w:cs="TH SarabunPSK"/>
-                <w:sz w:val="28"/>
-              </w:rPr>
-              <w:t>{memo</w:t>
+              <w:t xml:space="preserve"> {</w:t>
+            </w:r>
+            <w:proofErr w:type="gramStart"/>
+            <w:r>
+              <w:rPr>
+                <w:rFonts w:ascii="TH SarabunPSK" w:hAnsi="TH SarabunPSK" w:cs="TH SarabunPSK"/>
+                <w:sz w:val="28"/>
+              </w:rPr>
+              <w:t>memo</w:t>
             </w:r>
             <w:r>
               <w:rPr>
@@ -380,6 +437,7 @@
               </w:rPr>
               <w:t>_</w:t>
             </w:r>
+            <w:proofErr w:type="gramEnd"/>
             <w:r>
               <w:rPr>
                 <w:rFonts w:ascii="TH SarabunPSK" w:hAnsi="TH SarabunPSK" w:cs="TH SarabunPSK"/>
@@ -414,6 +472,65 @@
                 <w:rFonts w:ascii="TH SarabunPSK" w:hAnsi="TH SarabunPSK" w:cs="TH SarabunPSK"/>
                 <w:sz w:val="28"/>
               </w:rPr>
+              <w:t>. {</w:t>
+            </w:r>
+            <w:proofErr w:type="gramStart"/>
+            <w:r>
+              <w:rPr>
+                <w:rFonts w:ascii="TH SarabunPSK" w:hAnsi="TH SarabunPSK" w:cs="TH SarabunPSK"/>
+                <w:sz w:val="28"/>
+              </w:rPr>
+              <w:t>memo</w:t>
+            </w:r>
+            <w:r>
+              <w:rPr>
+                <w:rFonts w:ascii="TH SarabunPSK" w:hAnsi="TH SarabunPSK" w:cs="TH SarabunPSK"/>
+                <w:sz w:val="28"/>
+              </w:rPr>
+              <w:t>[1</w:t>
+            </w:r>
+            <w:r>
+              <w:rPr>
+                <w:rFonts w:ascii="TH SarabunPSK" w:hAnsi="TH SarabunPSK" w:cs="TH SarabunPSK"/>
+                <w:sz w:val="28"/>
+              </w:rPr>
+              <w:t>]_</w:t>
+            </w:r>
+            <w:proofErr w:type="gramEnd"/>
+            <w:r>
+              <w:rPr>
+                <w:rFonts w:ascii="TH SarabunPSK" w:hAnsi="TH SarabunPSK" w:cs="TH SarabunPSK"/>
+                <w:sz w:val="28"/>
+              </w:rPr>
+              <w:t>1</w:t>
+            </w:r>
+            <w:r>
+              <w:rPr>
+                <w:rFonts w:ascii="TH SarabunPSK" w:hAnsi="TH SarabunPSK" w:cs="TH SarabunPSK"/>
+                <w:sz w:val="28"/>
+              </w:rPr>
+              <w:t>}</w:t>
+            </w:r>
+          </w:p>
+          <w:p>
+            <w:pPr>
+              <w:rPr>
+                <w:rFonts w:ascii="TH SarabunPSK" w:hAnsi="TH SarabunPSK" w:cs="TH SarabunPSK"/>
+                <w:sz w:val="28"/>
+              </w:rPr>
+            </w:pPr>
+            <w:r>
+              <w:rPr>
+                <w:rFonts w:ascii="TH SarabunPSK" w:hAnsi="TH SarabunPSK" w:cs="TH SarabunPSK"/>
+                <w:sz w:val="28"/>
+              </w:rPr>
+              <w:t>3</w:t>
+            </w:r>
+            <w:r>
+              <w:rPr>
+                <w:rFonts w:ascii="TH SarabunPSK" w:hAnsi="TH SarabunPSK" w:cs="TH SarabunPSK"/>
+                <w:sz w:val="28"/>
+              </w:rPr>
               <w:t xml:space="preserve">. </w:t>
             </w:r>
             <w:r>
@@ -421,28 +538,74 @@
                 <w:rFonts w:ascii="TH SarabunPSK" w:hAnsi="TH SarabunPSK" w:cs="TH SarabunPSK"/>
                 <w:sz w:val="28"/>
               </w:rPr>
-              <w:t>$</w:t>
-            </w:r>
-            <w:r>
-              <w:rPr>
-                <w:rFonts w:ascii="TH SarabunPSK" w:hAnsi="TH SarabunPSK" w:cs="TH SarabunPSK"/>
-                <w:sz w:val="28"/>
-              </w:rPr>
               <w:t>{</w:t>
             </w:r>
-            <w:r>
-              <w:rPr>
-                <w:rFonts w:ascii="TH SarabunPSK" w:hAnsi="TH SarabunPSK" w:cs="TH SarabunPSK"/>
-                <w:sz w:val="28"/>
-              </w:rPr>
-              <w:t>memo</w:t>
-            </w:r>
-            <w:r>
-              <w:rPr>
-                <w:rFonts w:ascii="TH SarabunPSK" w:hAnsi="TH SarabunPSK" w:cs="TH SarabunPSK"/>
-                <w:sz w:val="28"/>
-              </w:rPr>
-              <w:t>[1</w:t>
+            <w:proofErr w:type="gramStart"/>
+            <w:r>
+              <w:rPr>
+                <w:rFonts w:ascii="TH SarabunPSK" w:hAnsi="TH SarabunPSK" w:cs="TH SarabunPSK"/>
+                <w:sz w:val="28"/>
+              </w:rPr>
+              <w:t>memo[2]</w:t>
+            </w:r>
+            <w:r>
+              <w:rPr>
+                <w:rFonts w:ascii="TH SarabunPSK" w:hAnsi="TH SarabunPSK" w:cs="TH SarabunPSK"/>
+                <w:sz w:val="28"/>
+              </w:rPr>
+              <w:t>_</w:t>
+            </w:r>
+            <w:proofErr w:type="gramEnd"/>
+            <w:r>
+              <w:rPr>
+                <w:rFonts w:ascii="TH SarabunPSK" w:hAnsi="TH SarabunPSK" w:cs="TH SarabunPSK"/>
+                <w:sz w:val="28"/>
+              </w:rPr>
+              <w:t>1</w:t>
+            </w:r>
+            <w:r>
+              <w:rPr>
+                <w:rFonts w:ascii="TH SarabunPSK" w:hAnsi="TH SarabunPSK" w:cs="TH SarabunPSK"/>
+                <w:sz w:val="28"/>
+              </w:rPr>
+              <w:t>}</w:t>
+            </w:r>
+          </w:p>
+          <w:p>
+            <w:pPr>
+              <w:rPr>
+                <w:rFonts w:ascii="TH SarabunPSK" w:hAnsi="TH SarabunPSK" w:cs="TH SarabunPSK"/>
+                <w:sz w:val="28"/>
+              </w:rPr>
+            </w:pPr>
+            <w:r>
+              <w:rPr>
+                <w:rFonts w:ascii="TH SarabunPSK" w:hAnsi="TH SarabunPSK" w:cs="TH SarabunPSK"/>
+                <w:sz w:val="28"/>
+              </w:rPr>
+              <w:t>4</w:t>
+            </w:r>
+            <w:r>
+              <w:rPr>
+                <w:rFonts w:ascii="TH SarabunPSK" w:hAnsi="TH SarabunPSK" w:cs="TH SarabunPSK"/>
+                <w:sz w:val="28"/>
+              </w:rPr>
+              <w:t xml:space="preserve">. </w:t>
+            </w:r>
+            <w:r>
+              <w:rPr>
+                <w:rFonts w:ascii="TH SarabunPSK" w:hAnsi="TH SarabunPSK" w:cs="TH SarabunPSK"/>
+                <w:sz w:val="28"/>
+              </w:rPr>
+              <w:t>{</w:t>
+            </w:r>
+            <w:proofErr w:type="gramStart"/>
+            <w:r>
+              <w:rPr>
+                <w:rFonts w:ascii="TH SarabunPSK" w:hAnsi="TH SarabunPSK" w:cs="TH SarabunPSK"/>
+                <w:sz w:val="28"/>
+              </w:rPr>
+              <w:t>memo[3</w:t>
             </w:r>
             <w:r>
               <w:rPr>
@@ -451,6 +614,7 @@
               </w:rPr>
               <w:t>]_</w:t>
             </w:r>
+            <w:proofErr w:type="gramEnd"/>
             <w:r>
               <w:rPr>
                 <w:rFonts w:ascii="TH SarabunPSK" w:hAnsi="TH SarabunPSK" w:cs="TH SarabunPSK"/>
@@ -478,7 +642,7 @@
                 <w:rFonts w:ascii="TH SarabunPSK" w:hAnsi="TH SarabunPSK" w:cs="TH SarabunPSK"/>
                 <w:sz w:val="28"/>
               </w:rPr>
-              <w:t>3</w:t>
+              <w:t>5</w:t>
             </w:r>
             <w:r>
               <w:rPr>
@@ -492,57 +656,15 @@
                 <w:rFonts w:ascii="TH SarabunPSK" w:hAnsi="TH SarabunPSK" w:cs="TH SarabunPSK"/>
                 <w:sz w:val="28"/>
               </w:rPr>
-              <w:t>${memo[2]</w:t>
-            </w:r>
-            <w:r>
-              <w:rPr>
-                <w:rFonts w:ascii="TH SarabunPSK" w:hAnsi="TH SarabunPSK" w:cs="TH SarabunPSK"/>
-                <w:sz w:val="28"/>
-              </w:rPr>
-              <w:t>_</w:t>
-            </w:r>
-            <w:r>
-              <w:rPr>
-                <w:rFonts w:ascii="TH SarabunPSK" w:hAnsi="TH SarabunPSK" w:cs="TH SarabunPSK"/>
-                <w:sz w:val="28"/>
-              </w:rPr>
-              <w:t>1</w:t>
-            </w:r>
-            <w:r>
-              <w:rPr>
-                <w:rFonts w:ascii="TH SarabunPSK" w:hAnsi="TH SarabunPSK" w:cs="TH SarabunPSK"/>
-                <w:sz w:val="28"/>
-              </w:rPr>
-              <w:t>}</w:t>
-            </w:r>
-          </w:p>
-          <w:p>
-            <w:pPr>
-              <w:rPr>
-                <w:rFonts w:ascii="TH SarabunPSK" w:hAnsi="TH SarabunPSK" w:cs="TH SarabunPSK"/>
-                <w:sz w:val="28"/>
-              </w:rPr>
-            </w:pPr>
-            <w:r>
-              <w:rPr>
-                <w:rFonts w:ascii="TH SarabunPSK" w:hAnsi="TH SarabunPSK" w:cs="TH SarabunPSK"/>
-                <w:sz w:val="28"/>
-              </w:rPr>
-              <w:t>4</w:t>
-            </w:r>
-            <w:r>
-              <w:rPr>
-                <w:rFonts w:ascii="TH SarabunPSK" w:hAnsi="TH SarabunPSK" w:cs="TH SarabunPSK"/>
-                <w:sz w:val="28"/>
-              </w:rPr>
-              <w:t xml:space="preserve">. </w:t>
-            </w:r>
-            <w:r>
-              <w:rPr>
-                <w:rFonts w:ascii="TH SarabunPSK" w:hAnsi="TH SarabunPSK" w:cs="TH SarabunPSK"/>
-                <w:sz w:val="28"/>
-              </w:rPr>
-              <w:t>${memo[3</w:t>
+              <w:t>{</w:t>
+            </w:r>
+            <w:proofErr w:type="gramStart"/>
+            <w:r>
+              <w:rPr>
+                <w:rFonts w:ascii="TH SarabunPSK" w:hAnsi="TH SarabunPSK" w:cs="TH SarabunPSK"/>
+                <w:sz w:val="28"/>
+              </w:rPr>
+              <w:t>memo[4</w:t>
             </w:r>
             <w:r>
               <w:rPr>
@@ -551,56 +673,7 @@
               </w:rPr>
               <w:t>]_</w:t>
             </w:r>
-            <w:r>
-              <w:rPr>
-                <w:rFonts w:ascii="TH SarabunPSK" w:hAnsi="TH SarabunPSK" w:cs="TH SarabunPSK"/>
-                <w:sz w:val="28"/>
-              </w:rPr>
-              <w:t>1</w:t>
-            </w:r>
-            <w:r>
-              <w:rPr>
-                <w:rFonts w:ascii="TH SarabunPSK" w:hAnsi="TH SarabunPSK" w:cs="TH SarabunPSK"/>
-                <w:sz w:val="28"/>
-              </w:rPr>
-              <w:t>}</w:t>
-            </w:r>
-          </w:p>
-          <w:p>
-            <w:pPr>
-              <w:rPr>
-                <w:rFonts w:ascii="TH SarabunPSK" w:hAnsi="TH SarabunPSK" w:cs="TH SarabunPSK"/>
-                <w:sz w:val="28"/>
-              </w:rPr>
-            </w:pPr>
-            <w:r>
-              <w:rPr>
-                <w:rFonts w:ascii="TH SarabunPSK" w:hAnsi="TH SarabunPSK" w:cs="TH SarabunPSK"/>
-                <w:sz w:val="28"/>
-              </w:rPr>
-              <w:t>5</w:t>
-            </w:r>
-            <w:r>
-              <w:rPr>
-                <w:rFonts w:ascii="TH SarabunPSK" w:hAnsi="TH SarabunPSK" w:cs="TH SarabunPSK"/>
-                <w:sz w:val="28"/>
-              </w:rPr>
-              <w:t xml:space="preserve">. </w:t>
-            </w:r>
-            <w:r>
-              <w:rPr>
-                <w:rFonts w:ascii="TH SarabunPSK" w:hAnsi="TH SarabunPSK" w:cs="TH SarabunPSK"/>
-                <w:sz w:val="28"/>
-              </w:rPr>
-              <w:t>${memo[4</w:t>
-            </w:r>
-            <w:r>
-              <w:rPr>
-                <w:rFonts w:ascii="TH SarabunPSK" w:hAnsi="TH SarabunPSK" w:cs="TH SarabunPSK"/>
-                <w:sz w:val="28"/>
-              </w:rPr>
-              <w:t>]_</w:t>
-            </w:r>
+            <w:proofErr w:type="gramEnd"/>
             <w:r>
               <w:rPr>
                 <w:rFonts w:ascii="TH SarabunPSK" w:hAnsi="TH SarabunPSK" w:cs="TH SarabunPSK"/>
@@ -629,13 +702,6 @@
                 <w:sz w:val="28"/>
               </w:rPr>
             </w:pPr>
-            <w:r>
-              <w:rPr>
-                <w:rFonts w:ascii="TH SarabunPSK" w:hAnsi="TH SarabunPSK" w:cs="TH SarabunPSK"/>
-                <w:sz w:val="28"/>
-              </w:rPr>
-              <w:t>$</w:t>
-            </w:r>
             <w:r>
               <w:rPr>
                 <w:rFonts w:ascii="TH SarabunPSK" w:hAnsi="TH SarabunPSK" w:cs="TH SarabunPSK"/>
@@ -707,7 +773,7 @@
                 <w:rFonts w:ascii="TH SarabunPSK" w:hAnsi="TH SarabunPSK" w:cs="TH SarabunPSK"/>
                 <w:sz w:val="28"/>
               </w:rPr>
-              <w:t>${memo_date_2}</w:t>
+              <w:t>{memo_date_2}</w:t>
             </w:r>
           </w:p>
         </w:tc>
@@ -735,8 +801,17 @@
                 <w:rFonts w:ascii="TH SarabunPSK" w:hAnsi="TH SarabunPSK" w:cs="TH SarabunPSK"/>
                 <w:sz w:val="28"/>
               </w:rPr>
-              <w:t xml:space="preserve"> ${memo[0]_</w:t>
-            </w:r>
+              <w:t xml:space="preserve"> {</w:t>
+            </w:r>
+            <w:proofErr w:type="gramStart"/>
+            <w:r>
+              <w:rPr>
+                <w:rFonts w:ascii="TH SarabunPSK" w:hAnsi="TH SarabunPSK" w:cs="TH SarabunPSK"/>
+                <w:sz w:val="28"/>
+              </w:rPr>
+              <w:t>memo[0]_</w:t>
+            </w:r>
+            <w:proofErr w:type="gramEnd"/>
             <w:r>
               <w:rPr>
                 <w:rFonts w:ascii="TH SarabunPSK" w:hAnsi="TH SarabunPSK" w:cs="TH SarabunPSK"/>
@@ -771,8 +846,17 @@
                 <w:rFonts w:ascii="TH SarabunPSK" w:hAnsi="TH SarabunPSK" w:cs="TH SarabunPSK"/>
                 <w:sz w:val="28"/>
               </w:rPr>
-              <w:t>. ${memo[1]_</w:t>
-            </w:r>
+              <w:t>. {</w:t>
+            </w:r>
+            <w:proofErr w:type="gramStart"/>
+            <w:r>
+              <w:rPr>
+                <w:rFonts w:ascii="TH SarabunPSK" w:hAnsi="TH SarabunPSK" w:cs="TH SarabunPSK"/>
+                <w:sz w:val="28"/>
+              </w:rPr>
+              <w:t>memo[1]_</w:t>
+            </w:r>
+            <w:proofErr w:type="gramEnd"/>
             <w:r>
               <w:rPr>
                 <w:rFonts w:ascii="TH SarabunPSK" w:hAnsi="TH SarabunPSK" w:cs="TH SarabunPSK"/>
@@ -807,8 +891,17 @@
                 <w:rFonts w:ascii="TH SarabunPSK" w:hAnsi="TH SarabunPSK" w:cs="TH SarabunPSK"/>
                 <w:sz w:val="28"/>
               </w:rPr>
-              <w:t>. ${memo[2]_</w:t>
-            </w:r>
+              <w:t>. {</w:t>
+            </w:r>
+            <w:proofErr w:type="gramStart"/>
+            <w:r>
+              <w:rPr>
+                <w:rFonts w:ascii="TH SarabunPSK" w:hAnsi="TH SarabunPSK" w:cs="TH SarabunPSK"/>
+                <w:sz w:val="28"/>
+              </w:rPr>
+              <w:t>memo[2]_</w:t>
+            </w:r>
+            <w:proofErr w:type="gramEnd"/>
             <w:r>
               <w:rPr>
                 <w:rFonts w:ascii="TH SarabunPSK" w:hAnsi="TH SarabunPSK" w:cs="TH SarabunPSK"/>
@@ -843,8 +936,17 @@
                 <w:rFonts w:ascii="TH SarabunPSK" w:hAnsi="TH SarabunPSK" w:cs="TH SarabunPSK"/>
                 <w:sz w:val="28"/>
               </w:rPr>
-              <w:t>. ${memo[3]_</w:t>
-            </w:r>
+              <w:t>. {</w:t>
+            </w:r>
+            <w:proofErr w:type="gramStart"/>
+            <w:r>
+              <w:rPr>
+                <w:rFonts w:ascii="TH SarabunPSK" w:hAnsi="TH SarabunPSK" w:cs="TH SarabunPSK"/>
+                <w:sz w:val="28"/>
+              </w:rPr>
+              <w:t>memo[3]_</w:t>
+            </w:r>
+            <w:proofErr w:type="gramEnd"/>
             <w:r>
               <w:rPr>
                 <w:rFonts w:ascii="TH SarabunPSK" w:hAnsi="TH SarabunPSK" w:cs="TH SarabunPSK"/>
@@ -879,8 +981,17 @@
                 <w:rFonts w:ascii="TH SarabunPSK" w:hAnsi="TH SarabunPSK" w:cs="TH SarabunPSK"/>
                 <w:sz w:val="28"/>
               </w:rPr>
-              <w:t>. ${memo[4]_</w:t>
-            </w:r>
+              <w:t>. {</w:t>
+            </w:r>
+            <w:proofErr w:type="gramStart"/>
+            <w:r>
+              <w:rPr>
+                <w:rFonts w:ascii="TH SarabunPSK" w:hAnsi="TH SarabunPSK" w:cs="TH SarabunPSK"/>
+                <w:sz w:val="28"/>
+              </w:rPr>
+              <w:t>memo[4]_</w:t>
+            </w:r>
+            <w:proofErr w:type="gramEnd"/>
             <w:r>
               <w:rPr>
                 <w:rFonts w:ascii="TH SarabunPSK" w:hAnsi="TH SarabunPSK" w:cs="TH SarabunPSK"/>
@@ -914,7 +1025,7 @@
                 <w:rFonts w:ascii="TH SarabunPSK" w:hAnsi="TH SarabunPSK" w:cs="TH SarabunPSK"/>
                 <w:sz w:val="28"/>
               </w:rPr>
-              <w:t>${note_today_2}</w:t>
+              <w:t>{note_today_2}</w:t>
             </w:r>
           </w:p>
         </w:tc>
@@ -959,7 +1070,7 @@
                 <w:rFonts w:ascii="TH SarabunPSK" w:hAnsi="TH SarabunPSK" w:cs="TH SarabunPSK"/>
                 <w:sz w:val="28"/>
               </w:rPr>
-              <w:t>${memo_date_3}</w:t>
+              <w:t>{memo_date_3}</w:t>
             </w:r>
           </w:p>
         </w:tc>
@@ -987,8 +1098,17 @@
                 <w:rFonts w:ascii="TH SarabunPSK" w:hAnsi="TH SarabunPSK" w:cs="TH SarabunPSK"/>
                 <w:sz w:val="28"/>
               </w:rPr>
-              <w:t xml:space="preserve"> ${memo[0]_</w:t>
-            </w:r>
+              <w:t xml:space="preserve"> {</w:t>
+            </w:r>
+            <w:proofErr w:type="gramStart"/>
+            <w:r>
+              <w:rPr>
+                <w:rFonts w:ascii="TH SarabunPSK" w:hAnsi="TH SarabunPSK" w:cs="TH SarabunPSK"/>
+                <w:sz w:val="28"/>
+              </w:rPr>
+              <w:t>memo[0]_</w:t>
+            </w:r>
+            <w:proofErr w:type="gramEnd"/>
             <w:r>
               <w:rPr>
                 <w:rFonts w:ascii="TH SarabunPSK" w:hAnsi="TH SarabunPSK" w:cs="TH SarabunPSK"/>
@@ -1023,8 +1143,17 @@
                 <w:rFonts w:ascii="TH SarabunPSK" w:hAnsi="TH SarabunPSK" w:cs="TH SarabunPSK"/>
                 <w:sz w:val="28"/>
               </w:rPr>
-              <w:t>. ${memo[1]_</w:t>
-            </w:r>
+              <w:t>. {</w:t>
+            </w:r>
+            <w:proofErr w:type="gramStart"/>
+            <w:r>
+              <w:rPr>
+                <w:rFonts w:ascii="TH SarabunPSK" w:hAnsi="TH SarabunPSK" w:cs="TH SarabunPSK"/>
+                <w:sz w:val="28"/>
+              </w:rPr>
+              <w:t>memo[1]_</w:t>
+            </w:r>
+            <w:proofErr w:type="gramEnd"/>
             <w:r>
               <w:rPr>
                 <w:rFonts w:ascii="TH SarabunPSK" w:hAnsi="TH SarabunPSK" w:cs="TH SarabunPSK"/>
@@ -1059,7 +1188,23 @@
                 <w:rFonts w:ascii="TH SarabunPSK" w:hAnsi="TH SarabunPSK" w:cs="TH SarabunPSK"/>
                 <w:sz w:val="28"/>
               </w:rPr>
-              <w:t>. ${memo[2]_3}</w:t>
+              <w:t>. {</w:t>
+            </w:r>
+            <w:proofErr w:type="gramStart"/>
+            <w:r>
+              <w:rPr>
+                <w:rFonts w:ascii="TH SarabunPSK" w:hAnsi="TH SarabunPSK" w:cs="TH SarabunPSK"/>
+                <w:sz w:val="28"/>
+              </w:rPr>
+              <w:t>memo[2]_</w:t>
+            </w:r>
+            <w:proofErr w:type="gramEnd"/>
+            <w:r>
+              <w:rPr>
+                <w:rFonts w:ascii="TH SarabunPSK" w:hAnsi="TH SarabunPSK" w:cs="TH SarabunPSK"/>
+                <w:sz w:val="28"/>
+              </w:rPr>
+              <w:t>3}</w:t>
             </w:r>
           </w:p>
           <w:p>
@@ -1081,8 +1226,17 @@
                 <w:rFonts w:ascii="TH SarabunPSK" w:hAnsi="TH SarabunPSK" w:cs="TH SarabunPSK"/>
                 <w:sz w:val="28"/>
               </w:rPr>
-              <w:t>. ${memo[3]_</w:t>
-            </w:r>
+              <w:t>. {</w:t>
+            </w:r>
+            <w:proofErr w:type="gramStart"/>
+            <w:r>
+              <w:rPr>
+                <w:rFonts w:ascii="TH SarabunPSK" w:hAnsi="TH SarabunPSK" w:cs="TH SarabunPSK"/>
+                <w:sz w:val="28"/>
+              </w:rPr>
+              <w:t>memo[3]_</w:t>
+            </w:r>
+            <w:proofErr w:type="gramEnd"/>
             <w:r>
               <w:rPr>
                 <w:rFonts w:ascii="TH SarabunPSK" w:hAnsi="TH SarabunPSK" w:cs="TH SarabunPSK"/>
@@ -1117,8 +1271,17 @@
                 <w:rFonts w:ascii="TH SarabunPSK" w:hAnsi="TH SarabunPSK" w:cs="TH SarabunPSK"/>
                 <w:sz w:val="28"/>
               </w:rPr>
-              <w:t>. ${memo[4]_</w:t>
-            </w:r>
+              <w:t>. {</w:t>
+            </w:r>
+            <w:proofErr w:type="gramStart"/>
+            <w:r>
+              <w:rPr>
+                <w:rFonts w:ascii="TH SarabunPSK" w:hAnsi="TH SarabunPSK" w:cs="TH SarabunPSK"/>
+                <w:sz w:val="28"/>
+              </w:rPr>
+              <w:t>memo[4]_</w:t>
+            </w:r>
+            <w:proofErr w:type="gramEnd"/>
             <w:r>
               <w:rPr>
                 <w:rFonts w:ascii="TH SarabunPSK" w:hAnsi="TH SarabunPSK" w:cs="TH SarabunPSK"/>
@@ -1152,7 +1315,7 @@
                 <w:rFonts w:ascii="TH SarabunPSK" w:hAnsi="TH SarabunPSK" w:cs="TH SarabunPSK"/>
                 <w:sz w:val="28"/>
               </w:rPr>
-              <w:t>${note_today_3}</w:t>
+              <w:t>{note_today_3}</w:t>
             </w:r>
           </w:p>
         </w:tc>
@@ -1197,7 +1360,7 @@
                 <w:rFonts w:ascii="TH SarabunPSK" w:hAnsi="TH SarabunPSK" w:cs="TH SarabunPSK"/>
                 <w:sz w:val="28"/>
               </w:rPr>
-              <w:t>${memo_date_4}</w:t>
+              <w:t>{memo_date_4}</w:t>
             </w:r>
           </w:p>
         </w:tc>
@@ -1225,8 +1388,17 @@
                 <w:rFonts w:ascii="TH SarabunPSK" w:hAnsi="TH SarabunPSK" w:cs="TH SarabunPSK"/>
                 <w:sz w:val="28"/>
               </w:rPr>
-              <w:t xml:space="preserve"> ${memo[0]_</w:t>
-            </w:r>
+              <w:t xml:space="preserve"> {</w:t>
+            </w:r>
+            <w:proofErr w:type="gramStart"/>
+            <w:r>
+              <w:rPr>
+                <w:rFonts w:ascii="TH SarabunPSK" w:hAnsi="TH SarabunPSK" w:cs="TH SarabunPSK"/>
+                <w:sz w:val="28"/>
+              </w:rPr>
+              <w:t>memo[0]_</w:t>
+            </w:r>
+            <w:proofErr w:type="gramEnd"/>
             <w:r>
               <w:rPr>
                 <w:rFonts w:ascii="TH SarabunPSK" w:hAnsi="TH SarabunPSK" w:cs="TH SarabunPSK"/>
@@ -1261,8 +1433,17 @@
                 <w:rFonts w:ascii="TH SarabunPSK" w:hAnsi="TH SarabunPSK" w:cs="TH SarabunPSK"/>
                 <w:sz w:val="28"/>
               </w:rPr>
-              <w:t>. ${memo[1]_</w:t>
-            </w:r>
+              <w:t>. {</w:t>
+            </w:r>
+            <w:proofErr w:type="gramStart"/>
+            <w:r>
+              <w:rPr>
+                <w:rFonts w:ascii="TH SarabunPSK" w:hAnsi="TH SarabunPSK" w:cs="TH SarabunPSK"/>
+                <w:sz w:val="28"/>
+              </w:rPr>
+              <w:t>memo[1]_</w:t>
+            </w:r>
+            <w:proofErr w:type="gramEnd"/>
             <w:r>
               <w:rPr>
                 <w:rFonts w:ascii="TH SarabunPSK" w:hAnsi="TH SarabunPSK" w:cs="TH SarabunPSK"/>
@@ -1297,8 +1478,17 @@
                 <w:rFonts w:ascii="TH SarabunPSK" w:hAnsi="TH SarabunPSK" w:cs="TH SarabunPSK"/>
                 <w:sz w:val="28"/>
               </w:rPr>
-              <w:t>. ${memo[2]_</w:t>
-            </w:r>
+              <w:t>. {</w:t>
+            </w:r>
+            <w:proofErr w:type="gramStart"/>
+            <w:r>
+              <w:rPr>
+                <w:rFonts w:ascii="TH SarabunPSK" w:hAnsi="TH SarabunPSK" w:cs="TH SarabunPSK"/>
+                <w:sz w:val="28"/>
+              </w:rPr>
+              <w:t>memo[2]_</w:t>
+            </w:r>
+            <w:proofErr w:type="gramEnd"/>
             <w:r>
               <w:rPr>
                 <w:rFonts w:ascii="TH SarabunPSK" w:hAnsi="TH SarabunPSK" w:cs="TH SarabunPSK"/>
@@ -1333,7 +1523,23 @@
                 <w:rFonts w:ascii="TH SarabunPSK" w:hAnsi="TH SarabunPSK" w:cs="TH SarabunPSK"/>
                 <w:sz w:val="28"/>
               </w:rPr>
-              <w:t>. ${memo[3]_4}</w:t>
+              <w:t>. {</w:t>
+            </w:r>
+            <w:proofErr w:type="gramStart"/>
+            <w:r>
+              <w:rPr>
+                <w:rFonts w:ascii="TH SarabunPSK" w:hAnsi="TH SarabunPSK" w:cs="TH SarabunPSK"/>
+                <w:sz w:val="28"/>
+              </w:rPr>
+              <w:t>memo[3]_</w:t>
+            </w:r>
+            <w:proofErr w:type="gramEnd"/>
+            <w:r>
+              <w:rPr>
+                <w:rFonts w:ascii="TH SarabunPSK" w:hAnsi="TH SarabunPSK" w:cs="TH SarabunPSK"/>
+                <w:sz w:val="28"/>
+              </w:rPr>
+              <w:t>4}</w:t>
             </w:r>
           </w:p>
           <w:p>
@@ -1355,8 +1561,17 @@
                 <w:rFonts w:ascii="TH SarabunPSK" w:hAnsi="TH SarabunPSK" w:cs="TH SarabunPSK"/>
                 <w:sz w:val="28"/>
               </w:rPr>
-              <w:t>. ${memo[4]_</w:t>
-            </w:r>
+              <w:t>. {</w:t>
+            </w:r>
+            <w:proofErr w:type="gramStart"/>
+            <w:r>
+              <w:rPr>
+                <w:rFonts w:ascii="TH SarabunPSK" w:hAnsi="TH SarabunPSK" w:cs="TH SarabunPSK"/>
+                <w:sz w:val="28"/>
+              </w:rPr>
+              <w:t>memo[4]_</w:t>
+            </w:r>
+            <w:proofErr w:type="gramEnd"/>
             <w:r>
               <w:rPr>
                 <w:rFonts w:ascii="TH SarabunPSK" w:hAnsi="TH SarabunPSK" w:cs="TH SarabunPSK"/>
@@ -1390,7 +1605,7 @@
                 <w:rFonts w:ascii="TH SarabunPSK" w:hAnsi="TH SarabunPSK" w:cs="TH SarabunPSK"/>
                 <w:sz w:val="28"/>
               </w:rPr>
-              <w:t>${note_today_4}</w:t>
+              <w:t>{note_today_4}</w:t>
             </w:r>
           </w:p>
         </w:tc>
@@ -1435,7 +1650,7 @@
                 <w:rFonts w:ascii="TH SarabunPSK" w:hAnsi="TH SarabunPSK" w:cs="TH SarabunPSK"/>
                 <w:sz w:val="28"/>
               </w:rPr>
-              <w:t>${memo_date_5}</w:t>
+              <w:t>{memo_date_5}</w:t>
             </w:r>
           </w:p>
         </w:tc>
@@ -1463,8 +1678,17 @@
                 <w:rFonts w:ascii="TH SarabunPSK" w:hAnsi="TH SarabunPSK" w:cs="TH SarabunPSK"/>
                 <w:sz w:val="28"/>
               </w:rPr>
-              <w:t xml:space="preserve"> ${memo[0]_</w:t>
-            </w:r>
+              <w:t xml:space="preserve"> {</w:t>
+            </w:r>
+            <w:proofErr w:type="gramStart"/>
+            <w:r>
+              <w:rPr>
+                <w:rFonts w:ascii="TH SarabunPSK" w:hAnsi="TH SarabunPSK" w:cs="TH SarabunPSK"/>
+                <w:sz w:val="28"/>
+              </w:rPr>
+              <w:t>memo[0]_</w:t>
+            </w:r>
+            <w:proofErr w:type="gramEnd"/>
             <w:r>
               <w:rPr>
                 <w:rFonts w:ascii="TH SarabunPSK" w:hAnsi="TH SarabunPSK" w:cs="TH SarabunPSK"/>
@@ -1499,8 +1723,17 @@
                 <w:rFonts w:ascii="TH SarabunPSK" w:hAnsi="TH SarabunPSK" w:cs="TH SarabunPSK"/>
                 <w:sz w:val="28"/>
               </w:rPr>
-              <w:t>. ${memo[1]_</w:t>
-            </w:r>
+              <w:t>. {</w:t>
+            </w:r>
+            <w:proofErr w:type="gramStart"/>
+            <w:r>
+              <w:rPr>
+                <w:rFonts w:ascii="TH SarabunPSK" w:hAnsi="TH SarabunPSK" w:cs="TH SarabunPSK"/>
+                <w:sz w:val="28"/>
+              </w:rPr>
+              <w:t>memo[1]_</w:t>
+            </w:r>
+            <w:proofErr w:type="gramEnd"/>
             <w:r>
               <w:rPr>
                 <w:rFonts w:ascii="TH SarabunPSK" w:hAnsi="TH SarabunPSK" w:cs="TH SarabunPSK"/>
@@ -1535,8 +1768,17 @@
                 <w:rFonts w:ascii="TH SarabunPSK" w:hAnsi="TH SarabunPSK" w:cs="TH SarabunPSK"/>
                 <w:sz w:val="28"/>
               </w:rPr>
-              <w:t>. ${memo[2]_</w:t>
-            </w:r>
+              <w:t>. {</w:t>
+            </w:r>
+            <w:proofErr w:type="gramStart"/>
+            <w:r>
+              <w:rPr>
+                <w:rFonts w:ascii="TH SarabunPSK" w:hAnsi="TH SarabunPSK" w:cs="TH SarabunPSK"/>
+                <w:sz w:val="28"/>
+              </w:rPr>
+              <w:t>memo[2]_</w:t>
+            </w:r>
+            <w:proofErr w:type="gramEnd"/>
             <w:r>
               <w:rPr>
                 <w:rFonts w:ascii="TH SarabunPSK" w:hAnsi="TH SarabunPSK" w:cs="TH SarabunPSK"/>
@@ -1571,8 +1813,17 @@
                 <w:rFonts w:ascii="TH SarabunPSK" w:hAnsi="TH SarabunPSK" w:cs="TH SarabunPSK"/>
                 <w:sz w:val="28"/>
               </w:rPr>
-              <w:t>. ${memo[3]_</w:t>
-            </w:r>
+              <w:t>. {</w:t>
+            </w:r>
+            <w:proofErr w:type="gramStart"/>
+            <w:r>
+              <w:rPr>
+                <w:rFonts w:ascii="TH SarabunPSK" w:hAnsi="TH SarabunPSK" w:cs="TH SarabunPSK"/>
+                <w:sz w:val="28"/>
+              </w:rPr>
+              <w:t>memo[3]_</w:t>
+            </w:r>
+            <w:proofErr w:type="gramEnd"/>
             <w:r>
               <w:rPr>
                 <w:rFonts w:ascii="TH SarabunPSK" w:hAnsi="TH SarabunPSK" w:cs="TH SarabunPSK"/>
@@ -1607,8 +1858,17 @@
                 <w:rFonts w:ascii="TH SarabunPSK" w:hAnsi="TH SarabunPSK" w:cs="TH SarabunPSK"/>
                 <w:sz w:val="28"/>
               </w:rPr>
-              <w:t>. ${memo[4]_</w:t>
-            </w:r>
+              <w:t>. {</w:t>
+            </w:r>
+            <w:proofErr w:type="gramStart"/>
+            <w:r>
+              <w:rPr>
+                <w:rFonts w:ascii="TH SarabunPSK" w:hAnsi="TH SarabunPSK" w:cs="TH SarabunPSK"/>
+                <w:sz w:val="28"/>
+              </w:rPr>
+              <w:t>memo[4]_</w:t>
+            </w:r>
+            <w:proofErr w:type="gramEnd"/>
             <w:r>
               <w:rPr>
                 <w:rFonts w:ascii="TH SarabunPSK" w:hAnsi="TH SarabunPSK" w:cs="TH SarabunPSK"/>
@@ -1642,259 +1902,7 @@
                 <w:rFonts w:ascii="TH SarabunPSK" w:hAnsi="TH SarabunPSK" w:cs="TH SarabunPSK"/>
                 <w:sz w:val="28"/>
               </w:rPr>
-              <w:t>${note_today_5}</w:t>
-            </w:r>
-          </w:p>
-        </w:tc>
-      </w:tr>
-      <w:tr>
-        <w:tc>
-          <w:tcPr>
-            <w:tcW w:w="512" w:type="dxa"/>
-          </w:tcPr>
-          <w:p>
-            <w:pPr>
-              <w:jc w:val="center"/>
-              <w:rPr>
-                <w:rFonts w:ascii="TH SarabunPSK" w:hAnsi="TH SarabunPSK" w:cs="TH SarabunPSK"/>
-                <w:sz w:val="28"/>
-              </w:rPr>
-            </w:pPr>
-            <w:r>
-              <w:rPr>
-                <w:rFonts w:ascii="TH SarabunPSK" w:hAnsi="TH SarabunPSK" w:cs="TH SarabunPSK" w:hint="cs"/>
-                <w:sz w:val="28"/>
-                <w:cs/>
-              </w:rPr>
-              <w:t>6</w:t>
-            </w:r>
-          </w:p>
-        </w:tc>
-        <w:tc>
-          <w:tcPr>
-            <w:tcW w:w="1884" w:type="dxa"/>
-          </w:tcPr>
-          <w:p>
-            <w:pPr>
-              <w:jc w:val="center"/>
-              <w:rPr>
-                <w:rFonts w:ascii="TH SarabunPSK" w:hAnsi="TH SarabunPSK" w:cs="TH SarabunPSK"/>
-                <w:sz w:val="28"/>
-              </w:rPr>
-            </w:pPr>
-            <w:r>
-              <w:rPr>
-                <w:rFonts w:ascii="TH SarabunPSK" w:hAnsi="TH SarabunPSK" w:cs="TH SarabunPSK"/>
-                <w:sz w:val="28"/>
-              </w:rPr>
-              <w:t>${memo_date_6}</w:t>
-            </w:r>
-          </w:p>
-        </w:tc>
-        <w:tc>
-          <w:tcPr>
-            <w:tcW w:w="5117" w:type="dxa"/>
-          </w:tcPr>
-          <w:p>
-            <w:pPr>
-              <w:rPr>
-                <w:rFonts w:ascii="TH SarabunPSK" w:hAnsi="TH SarabunPSK" w:cs="TH SarabunPSK"/>
-                <w:sz w:val="28"/>
-              </w:rPr>
-            </w:pPr>
-            <w:r>
-              <w:rPr>
-                <w:rFonts w:ascii="TH SarabunPSK" w:hAnsi="TH SarabunPSK" w:cs="TH SarabunPSK" w:hint="cs"/>
-                <w:sz w:val="28"/>
-                <w:cs/>
-              </w:rPr>
-              <w:t>1.</w:t>
-            </w:r>
-            <w:r>
-              <w:rPr>
-                <w:rFonts w:ascii="TH SarabunPSK" w:hAnsi="TH SarabunPSK" w:cs="TH SarabunPSK"/>
-                <w:sz w:val="28"/>
-              </w:rPr>
-              <w:t xml:space="preserve"> ${memo[0]_</w:t>
-            </w:r>
-            <w:r>
-              <w:rPr>
-                <w:rFonts w:ascii="TH SarabunPSK" w:hAnsi="TH SarabunPSK" w:cs="TH SarabunPSK"/>
-                <w:sz w:val="28"/>
-              </w:rPr>
-              <w:t>6</w:t>
-            </w:r>
-            <w:r>
-              <w:rPr>
-                <w:rFonts w:ascii="TH SarabunPSK" w:hAnsi="TH SarabunPSK" w:cs="TH SarabunPSK"/>
-                <w:sz w:val="28"/>
-              </w:rPr>
-              <w:t>}</w:t>
-            </w:r>
-          </w:p>
-          <w:p>
-            <w:pPr>
-              <w:rPr>
-                <w:rFonts w:ascii="TH SarabunPSK" w:hAnsi="TH SarabunPSK" w:cs="TH SarabunPSK"/>
-                <w:sz w:val="28"/>
-              </w:rPr>
-            </w:pPr>
-            <w:r>
-              <w:rPr>
-                <w:rFonts w:ascii="TH SarabunPSK" w:hAnsi="TH SarabunPSK" w:cs="TH SarabunPSK"/>
-                <w:sz w:val="28"/>
-              </w:rPr>
-              <w:t>2</w:t>
-            </w:r>
-            <w:r>
-              <w:rPr>
-                <w:rFonts w:ascii="TH SarabunPSK" w:hAnsi="TH SarabunPSK" w:cs="TH SarabunPSK"/>
-                <w:sz w:val="28"/>
-              </w:rPr>
-              <w:t>. ${memo[1]_</w:t>
-            </w:r>
-            <w:r>
-              <w:rPr>
-                <w:rFonts w:ascii="TH SarabunPSK" w:hAnsi="TH SarabunPSK" w:cs="TH SarabunPSK"/>
-                <w:sz w:val="28"/>
-              </w:rPr>
-              <w:t>6</w:t>
-            </w:r>
-            <w:r>
-              <w:rPr>
-                <w:rFonts w:ascii="TH SarabunPSK" w:hAnsi="TH SarabunPSK" w:cs="TH SarabunPSK"/>
-                <w:sz w:val="28"/>
-              </w:rPr>
-              <w:t>}</w:t>
-            </w:r>
-          </w:p>
-          <w:p>
-            <w:pPr>
-              <w:rPr>
-                <w:rFonts w:ascii="TH SarabunPSK" w:hAnsi="TH SarabunPSK" w:cs="TH SarabunPSK"/>
-                <w:sz w:val="28"/>
-              </w:rPr>
-            </w:pPr>
-            <w:r>
-              <w:rPr>
-                <w:rFonts w:ascii="TH SarabunPSK" w:hAnsi="TH SarabunPSK" w:cs="TH SarabunPSK"/>
-                <w:sz w:val="28"/>
-              </w:rPr>
-              <w:t>3</w:t>
-            </w:r>
-            <w:r>
-              <w:rPr>
-                <w:rFonts w:ascii="TH SarabunPSK" w:hAnsi="TH SarabunPSK" w:cs="TH SarabunPSK"/>
-                <w:sz w:val="28"/>
-              </w:rPr>
-              <w:t>. ${memo[2]_</w:t>
-            </w:r>
-            <w:r>
-              <w:rPr>
-                <w:rFonts w:ascii="TH SarabunPSK" w:hAnsi="TH SarabunPSK" w:cs="TH SarabunPSK"/>
-                <w:sz w:val="28"/>
-              </w:rPr>
-              <w:t>6</w:t>
-            </w:r>
-            <w:r>
-              <w:rPr>
-                <w:rFonts w:ascii="TH SarabunPSK" w:hAnsi="TH SarabunPSK" w:cs="TH SarabunPSK"/>
-                <w:sz w:val="28"/>
-              </w:rPr>
-              <w:t>}</w:t>
-            </w:r>
-          </w:p>
-          <w:p>
-            <w:pPr>
-              <w:rPr>
-                <w:rFonts w:ascii="TH SarabunPSK" w:hAnsi="TH SarabunPSK" w:cs="TH SarabunPSK"/>
-                <w:sz w:val="28"/>
-              </w:rPr>
-            </w:pPr>
-            <w:r>
-              <w:rPr>
-                <w:rFonts w:ascii="TH SarabunPSK" w:hAnsi="TH SarabunPSK" w:cs="TH SarabunPSK"/>
-                <w:sz w:val="28"/>
-              </w:rPr>
-              <w:t>4</w:t>
-            </w:r>
-            <w:r>
-              <w:rPr>
-                <w:rFonts w:ascii="TH SarabunPSK" w:hAnsi="TH SarabunPSK" w:cs="TH SarabunPSK"/>
-                <w:sz w:val="28"/>
-              </w:rPr>
-              <w:t>. ${memo[3]_</w:t>
-            </w:r>
-            <w:r>
-              <w:rPr>
-                <w:rFonts w:ascii="TH SarabunPSK" w:hAnsi="TH SarabunPSK" w:cs="TH SarabunPSK"/>
-                <w:sz w:val="28"/>
-              </w:rPr>
-              <w:t>6</w:t>
-            </w:r>
-            <w:r>
-              <w:rPr>
-                <w:rFonts w:ascii="TH SarabunPSK" w:hAnsi="TH SarabunPSK" w:cs="TH SarabunPSK"/>
-                <w:sz w:val="28"/>
-              </w:rPr>
-              <w:t>}</w:t>
-            </w:r>
-          </w:p>
-          <w:p>
-            <w:pPr>
-              <w:rPr>
-                <w:rFonts w:ascii="TH SarabunPSK" w:hAnsi="TH SarabunPSK" w:cs="TH SarabunPSK"/>
-                <w:sz w:val="28"/>
-              </w:rPr>
-            </w:pPr>
-            <w:r>
-              <w:rPr>
-                <w:rFonts w:ascii="TH SarabunPSK" w:hAnsi="TH SarabunPSK" w:cs="TH SarabunPSK"/>
-                <w:sz w:val="28"/>
-              </w:rPr>
-              <w:t>5</w:t>
-            </w:r>
-            <w:r>
-              <w:rPr>
-                <w:rFonts w:ascii="TH SarabunPSK" w:hAnsi="TH SarabunPSK" w:cs="TH SarabunPSK"/>
-                <w:sz w:val="28"/>
-              </w:rPr>
-              <w:t>. ${memo[4]_</w:t>
-            </w:r>
-            <w:r>
-              <w:rPr>
-                <w:rFonts w:ascii="TH SarabunPSK" w:hAnsi="TH SarabunPSK" w:cs="TH SarabunPSK"/>
-                <w:sz w:val="28"/>
-              </w:rPr>
-              <w:t>6</w:t>
-            </w:r>
-            <w:r>
-              <w:rPr>
-                <w:rFonts w:ascii="TH SarabunPSK" w:hAnsi="TH SarabunPSK" w:cs="TH SarabunPSK"/>
-                <w:sz w:val="28"/>
-              </w:rPr>
-              <w:t>}</w:t>
-            </w:r>
-          </w:p>
-        </w:tc>
-        <w:tc>
-          <w:tcPr>
-            <w:tcW w:w="1775" w:type="dxa"/>
-          </w:tcPr>
-          <w:p>
-            <w:pPr>
-              <w:jc w:val="center"/>
-              <w:rPr>
-                <w:rFonts w:ascii="TH SarabunPSK" w:hAnsi="TH SarabunPSK" w:cs="TH SarabunPSK"/>
-                <w:sz w:val="28"/>
-              </w:rPr>
-            </w:pPr>
-            <w:r>
-              <w:rPr>
-                <w:rFonts w:ascii="TH SarabunPSK" w:hAnsi="TH SarabunPSK" w:cs="TH SarabunPSK"/>
-                <w:sz w:val="28"/>
-              </w:rPr>
-              <w:t>${note_today_6}</w:t>
+              <w:t>{note_today_5}</w:t>
             </w:r>
           </w:p>
         </w:tc>
@@ -2177,16 +2185,48 @@
         <w:jc w:val="right"/>
         <w:rPr>
           <w:rFonts w:ascii="TH SarabunPSK" w:hAnsi="TH SarabunPSK" w:cs="TH SarabunPSK"/>
+          <w:sz w:val="20"/>
+          <w:szCs w:val="20"/>
+        </w:rPr>
+      </w:pPr>
+      <w:r>
+        <w:rPr>
+          <w:rFonts w:ascii="TH SarabunPSK" w:hAnsi="TH SarabunPSK" w:cs="TH SarabunPSK"/>
           <w:szCs w:val="24"/>
         </w:rPr>
-      </w:pPr>
+        <w:t>{faculty}</w:t>
+      </w:r>
       <w:r>
         <w:rPr>
           <w:rFonts w:ascii="TH SarabunPSK" w:hAnsi="TH SarabunPSK" w:cs="TH SarabunPSK" w:hint="cs"/>
+          <w:sz w:val="20"/>
+          <w:szCs w:val="20"/>
+          <w:cs/>
+        </w:rPr>
+        <w:t xml:space="preserve"> </w:t>
+      </w:r>
+      <w:r>
+        <w:rPr>
+          <w:rFonts w:ascii="TH SarabunPSK" w:hAnsi="TH SarabunPSK" w:cs="TH SarabunPSK"/>
           <w:szCs w:val="24"/>
-          <w:cs/>
-        </w:rPr>
-        <w:t>หน่วยสหกิจศึกษา คณะวิทยาศาสตร์ มหาวิทยาลัยนเรศวร</w:t>
+        </w:rPr>
+        <w:t>{</w:t>
+      </w:r>
+      <w:proofErr w:type="spellStart"/>
+      <w:r>
+        <w:rPr>
+          <w:rFonts w:ascii="TH SarabunPSK" w:hAnsi="TH SarabunPSK" w:cs="TH SarabunPSK"/>
+          <w:szCs w:val="24"/>
+        </w:rPr>
+        <w:t>university_name</w:t>
+      </w:r>
+      <w:proofErr w:type="spellEnd"/>
+      <w:r>
+        <w:rPr>
+          <w:rFonts w:ascii="TH SarabunPSK" w:hAnsi="TH SarabunPSK" w:cs="TH SarabunPSK"/>
+          <w:szCs w:val="24"/>
+        </w:rPr>
+        <w:t>}</w:t>
       </w:r>
     </w:p>
     <w:sectPr>
@@ -2200,7 +2240,7 @@
 </file>
 
 <file path=word/styles.xml><?xml version="1.0" encoding="utf-8"?>
-<w:styles xmlns:mc="http://schemas.openxmlformats.org/markup-compatibility/2006" xmlns:r="http://schemas.openxmlformats.org/officeDocument/2006/relationships" xmlns:w="http://schemas.openxmlformats.org/wordprocessingml/2006/main" xmlns:w14="http://schemas.microsoft.com/office/word/2010/wordml" xmlns:w15="http://schemas.microsoft.com/office/word/2012/wordml" xmlns:w16cex="http://schemas.microsoft.com/office/word/2018/wordml/cex" xmlns:w16cid="http://schemas.microsoft.com/office/word/2016/wordml/cid" xmlns:w16="http://schemas.microsoft.com/office/word/2018/wordml" xmlns:w16sdtdh="http://schemas.microsoft.com/office/word/2020/wordml/sdtdatahash" xmlns:w16se="http://schemas.microsoft.com/office/word/2015/wordml/symex" mc:Ignorable="w14 w15 w16se w16cid w16 w16cex w16sdtdh">
+<w:styles xmlns:mc="http://schemas.openxmlformats.org/markup-compatibility/2006" xmlns:r="http://schemas.openxmlformats.org/officeDocument/2006/relationships" xmlns:w="http://schemas.openxmlformats.org/wordprocessingml/2006/main" xmlns:w14="http://schemas.microsoft.com/office/word/2010/wordml" xmlns:w15="http://schemas.microsoft.com/office/word/2012/wordml" xmlns:w16cex="http://schemas.microsoft.com/office/word/2018/wordml/cex" xmlns:w16cid="http://schemas.microsoft.com/office/word/2016/wordml/cid" xmlns:w16="http://schemas.microsoft.com/office/word/2018/wordml" xmlns:w16du="http://schemas.microsoft.com/office/word/2023/wordml/word16du" xmlns:w16sdtdh="http://schemas.microsoft.com/office/word/2020/wordml/sdtdatahash" xmlns:w16sdtfl="http://schemas.microsoft.com/office/word/2024/wordml/sdtformatlock" xmlns:w16se="http://schemas.microsoft.com/office/word/2015/wordml/symex" mc:Ignorable="w14 w15 w16se w16cid w16 w16cex w16sdtdh w16sdtfl w16du">
   <w:docDefaults>
     <w:rPrDefault>
       <w:rPr>
@@ -2596,7 +2636,7 @@
     <w:lsdException w:name="Unresolved Mention" w:semiHidden="1" w:unhideWhenUsed="1"/>
     <w:lsdException w:name="Smart Link" w:semiHidden="1" w:unhideWhenUsed="1"/>
   </w:latentStyles>
-  <w:style w:type="paragraph" w:default="1" w:styleId="Normal">
+  <w:style w:type="paragraph" w:default="1" w:styleId="a">
     <w:name w:val="Normal"/>
     <w:qFormat/>
     <w:rsid w:val="00154785"/>
@@ -2610,11 +2650,11 @@
       <w14:ligatures w14:val="none"/>
     </w:rPr>
   </w:style>
-  <w:style w:type="paragraph" w:styleId="Heading1">
+  <w:style w:type="paragraph" w:styleId="1">
     <w:name w:val="heading 1"/>
-    <w:basedOn w:val="Normal"/>
-    <w:next w:val="Normal"/>
-    <w:link w:val="Heading1Char"/>
+    <w:basedOn w:val="a"/>
+    <w:next w:val="a"/>
+    <w:link w:val="10"/>
     <w:uiPriority w:val="9"/>
     <w:qFormat/>
     <w:rsid w:val="00AE154E"/>
@@ -2633,11 +2673,11 @@
       <w14:ligatures w14:val="standardContextual"/>
     </w:rPr>
   </w:style>
-  <w:style w:type="paragraph" w:styleId="Heading2">
+  <w:style w:type="paragraph" w:styleId="2">
     <w:name w:val="heading 2"/>
-    <w:basedOn w:val="Normal"/>
-    <w:next w:val="Normal"/>
-    <w:link w:val="Heading2Char"/>
+    <w:basedOn w:val="a"/>
+    <w:next w:val="a"/>
+    <w:link w:val="20"/>
     <w:uiPriority w:val="9"/>
     <w:semiHidden/>
     <w:unhideWhenUsed/>
@@ -2658,11 +2698,11 @@
       <w14:ligatures w14:val="standardContextual"/>
     </w:rPr>
   </w:style>
-  <w:style w:type="paragraph" w:styleId="Heading3">
+  <w:style w:type="paragraph" w:styleId="3">
     <w:name w:val="heading 3"/>
-    <w:basedOn w:val="Normal"/>
-    <w:next w:val="Normal"/>
-    <w:link w:val="Heading3Char"/>
+    <w:basedOn w:val="a"/>
+    <w:next w:val="a"/>
+    <w:link w:val="30"/>
     <w:uiPriority w:val="9"/>
     <w:semiHidden/>
     <w:unhideWhenUsed/>
@@ -2683,11 +2723,11 @@
       <w14:ligatures w14:val="standardContextual"/>
     </w:rPr>
   </w:style>
-  <w:style w:type="paragraph" w:styleId="Heading4">
+  <w:style w:type="paragraph" w:styleId="4">
     <w:name w:val="heading 4"/>
-    <w:basedOn w:val="Normal"/>
-    <w:next w:val="Normal"/>
-    <w:link w:val="Heading4Char"/>
+    <w:basedOn w:val="a"/>
+    <w:next w:val="a"/>
+    <w:link w:val="40"/>
     <w:uiPriority w:val="9"/>
     <w:semiHidden/>
     <w:unhideWhenUsed/>
@@ -2709,11 +2749,11 @@
       <w14:ligatures w14:val="standardContextual"/>
     </w:rPr>
   </w:style>
-  <w:style w:type="paragraph" w:styleId="Heading5">
+  <w:style w:type="paragraph" w:styleId="5">
     <w:name w:val="heading 5"/>
-    <w:basedOn w:val="Normal"/>
-    <w:next w:val="Normal"/>
-    <w:link w:val="Heading5Char"/>
+    <w:basedOn w:val="a"/>
+    <w:next w:val="a"/>
+    <w:link w:val="50"/>
     <w:uiPriority w:val="9"/>
     <w:semiHidden/>
     <w:unhideWhenUsed/>
@@ -2733,11 +2773,11 @@
       <w14:ligatures w14:val="standardContextual"/>
     </w:rPr>
   </w:style>
-  <w:style w:type="paragraph" w:styleId="Heading6">
+  <w:style w:type="paragraph" w:styleId="6">
     <w:name w:val="heading 6"/>
-    <w:basedOn w:val="Normal"/>
-    <w:next w:val="Normal"/>
-    <w:link w:val="Heading6Char"/>
+    <w:basedOn w:val="a"/>
+    <w:next w:val="a"/>
+    <w:link w:val="60"/>
     <w:uiPriority w:val="9"/>
     <w:semiHidden/>
     <w:unhideWhenUsed/>
@@ -2759,11 +2799,11 @@
       <w14:ligatures w14:val="standardContextual"/>
     </w:rPr>
   </w:style>
-  <w:style w:type="paragraph" w:styleId="Heading7">
+  <w:style w:type="paragraph" w:styleId="7">
     <w:name w:val="heading 7"/>
-    <w:basedOn w:val="Normal"/>
-    <w:next w:val="Normal"/>
-    <w:link w:val="Heading7Char"/>
+    <w:basedOn w:val="a"/>
+    <w:next w:val="a"/>
+    <w:link w:val="70"/>
     <w:uiPriority w:val="9"/>
     <w:semiHidden/>
     <w:unhideWhenUsed/>
@@ -2783,11 +2823,11 @@
       <w14:ligatures w14:val="standardContextual"/>
     </w:rPr>
   </w:style>
-  <w:style w:type="paragraph" w:styleId="Heading8">
+  <w:style w:type="paragraph" w:styleId="8">
     <w:name w:val="heading 8"/>
-    <w:basedOn w:val="Normal"/>
-    <w:next w:val="Normal"/>
-    <w:link w:val="Heading8Char"/>
+    <w:basedOn w:val="a"/>
+    <w:next w:val="a"/>
+    <w:link w:val="80"/>
     <w:uiPriority w:val="9"/>
     <w:semiHidden/>
     <w:unhideWhenUsed/>
@@ -2809,11 +2849,11 @@
       <w14:ligatures w14:val="standardContextual"/>
     </w:rPr>
   </w:style>
-  <w:style w:type="paragraph" w:styleId="Heading9">
+  <w:style w:type="paragraph" w:styleId="9">
     <w:name w:val="heading 9"/>
-    <w:basedOn w:val="Normal"/>
-    <w:next w:val="Normal"/>
-    <w:link w:val="Heading9Char"/>
+    <w:basedOn w:val="a"/>
+    <w:next w:val="a"/>
+    <w:link w:val="90"/>
     <w:uiPriority w:val="9"/>
     <w:semiHidden/>
     <w:unhideWhenUsed/>
@@ -2833,13 +2873,13 @@
       <w14:ligatures w14:val="standardContextual"/>
     </w:rPr>
   </w:style>
-  <w:style w:type="character" w:default="1" w:styleId="DefaultParagraphFont">
+  <w:style w:type="character" w:default="1" w:styleId="a0">
     <w:name w:val="Default Paragraph Font"/>
     <w:uiPriority w:val="1"/>
     <w:semiHidden/>
     <w:unhideWhenUsed/>
   </w:style>
-  <w:style w:type="table" w:default="1" w:styleId="TableNormal">
+  <w:style w:type="table" w:default="1" w:styleId="a1">
     <w:name w:val="Normal Table"/>
     <w:uiPriority w:val="99"/>
     <w:semiHidden/>
@@ -2854,16 +2894,16 @@
       </w:tblCellMar>
     </w:tblPr>
   </w:style>
-  <w:style w:type="numbering" w:default="1" w:styleId="NoList">
+  <w:style w:type="numbering" w:default="1" w:styleId="a2">
     <w:name w:val="No List"/>
     <w:uiPriority w:val="99"/>
     <w:semiHidden/>
     <w:unhideWhenUsed/>
   </w:style>
-  <w:style w:type="character" w:customStyle="1" w:styleId="Heading1Char">
-    <w:name w:val="Heading 1 Char"/>
-    <w:basedOn w:val="DefaultParagraphFont"/>
-    <w:link w:val="Heading1"/>
+  <w:style w:type="character" w:customStyle="1" w:styleId="10">
+    <w:name w:val="หัวเรื่อง 1 อักขระ"/>
+    <w:basedOn w:val="a0"/>
+    <w:link w:val="1"/>
     <w:uiPriority w:val="9"/>
     <w:rsid w:val="00AE154E"/>
     <w:rPr>
@@ -2873,10 +2913,10 @@
       <w:szCs w:val="50"/>
     </w:rPr>
   </w:style>
-  <w:style w:type="character" w:customStyle="1" w:styleId="Heading2Char">
-    <w:name w:val="Heading 2 Char"/>
-    <w:basedOn w:val="DefaultParagraphFont"/>
-    <w:link w:val="Heading2"/>
+  <w:style w:type="character" w:customStyle="1" w:styleId="20">
+    <w:name w:val="หัวเรื่อง 2 อักขระ"/>
+    <w:basedOn w:val="a0"/>
+    <w:link w:val="2"/>
     <w:uiPriority w:val="9"/>
     <w:semiHidden/>
     <w:rsid w:val="00AE154E"/>
@@ -2887,10 +2927,10 @@
       <w:szCs w:val="40"/>
     </w:rPr>
   </w:style>
-  <w:style w:type="character" w:customStyle="1" w:styleId="Heading3Char">
-    <w:name w:val="Heading 3 Char"/>
-    <w:basedOn w:val="DefaultParagraphFont"/>
-    <w:link w:val="Heading3"/>
+  <w:style w:type="character" w:customStyle="1" w:styleId="30">
+    <w:name w:val="หัวเรื่อง 3 อักขระ"/>
+    <w:basedOn w:val="a0"/>
+    <w:link w:val="3"/>
     <w:uiPriority w:val="9"/>
     <w:semiHidden/>
     <w:rsid w:val="00AE154E"/>
@@ -2901,10 +2941,10 @@
       <w:szCs w:val="35"/>
     </w:rPr>
   </w:style>
-  <w:style w:type="character" w:customStyle="1" w:styleId="Heading4Char">
-    <w:name w:val="Heading 4 Char"/>
-    <w:basedOn w:val="DefaultParagraphFont"/>
-    <w:link w:val="Heading4"/>
+  <w:style w:type="character" w:customStyle="1" w:styleId="40">
+    <w:name w:val="หัวเรื่อง 4 อักขระ"/>
+    <w:basedOn w:val="a0"/>
+    <w:link w:val="4"/>
     <w:uiPriority w:val="9"/>
     <w:semiHidden/>
     <w:rsid w:val="00AE154E"/>
@@ -2915,10 +2955,10 @@
       <w:color w:val="0F4761" w:themeColor="accent1" w:themeShade="BF"/>
     </w:rPr>
   </w:style>
-  <w:style w:type="character" w:customStyle="1" w:styleId="Heading5Char">
-    <w:name w:val="Heading 5 Char"/>
-    <w:basedOn w:val="DefaultParagraphFont"/>
-    <w:link w:val="Heading5"/>
+  <w:style w:type="character" w:customStyle="1" w:styleId="50">
+    <w:name w:val="หัวเรื่อง 5 อักขระ"/>
+    <w:basedOn w:val="a0"/>
+    <w:link w:val="5"/>
     <w:uiPriority w:val="9"/>
     <w:semiHidden/>
     <w:rsid w:val="00AE154E"/>
@@ -2927,10 +2967,10 @@
       <w:color w:val="0F4761" w:themeColor="accent1" w:themeShade="BF"/>
     </w:rPr>
   </w:style>
-  <w:style w:type="character" w:customStyle="1" w:styleId="Heading6Char">
-    <w:name w:val="Heading 6 Char"/>
-    <w:basedOn w:val="DefaultParagraphFont"/>
-    <w:link w:val="Heading6"/>
+  <w:style w:type="character" w:customStyle="1" w:styleId="60">
+    <w:name w:val="หัวเรื่อง 6 อักขระ"/>
+    <w:basedOn w:val="a0"/>
+    <w:link w:val="6"/>
     <w:uiPriority w:val="9"/>
     <w:semiHidden/>
     <w:rsid w:val="00AE154E"/>
@@ -2941,10 +2981,10 @@
       <w:color w:val="595959" w:themeColor="text1" w:themeTint="A6"/>
     </w:rPr>
   </w:style>
-  <w:style w:type="character" w:customStyle="1" w:styleId="Heading7Char">
-    <w:name w:val="Heading 7 Char"/>
-    <w:basedOn w:val="DefaultParagraphFont"/>
-    <w:link w:val="Heading7"/>
+  <w:style w:type="character" w:customStyle="1" w:styleId="70">
+    <w:name w:val="หัวเรื่อง 7 อักขระ"/>
+    <w:basedOn w:val="a0"/>
+    <w:link w:val="7"/>
     <w:uiPriority w:val="9"/>
     <w:semiHidden/>
     <w:rsid w:val="00AE154E"/>
@@ -2953,10 +2993,10 @@
       <w:color w:val="595959" w:themeColor="text1" w:themeTint="A6"/>
     </w:rPr>
   </w:style>
-  <w:style w:type="character" w:customStyle="1" w:styleId="Heading8Char">
-    <w:name w:val="Heading 8 Char"/>
-    <w:basedOn w:val="DefaultParagraphFont"/>
-    <w:link w:val="Heading8"/>
+  <w:style w:type="character" w:customStyle="1" w:styleId="80">
+    <w:name w:val="หัวเรื่อง 8 อักขระ"/>
+    <w:basedOn w:val="a0"/>
+    <w:link w:val="8"/>
     <w:uiPriority w:val="9"/>
     <w:semiHidden/>
     <w:rsid w:val="00AE154E"/>
@@ -2967,10 +3007,10 @@
       <w:color w:val="272727" w:themeColor="text1" w:themeTint="D8"/>
     </w:rPr>
   </w:style>
-  <w:style w:type="character" w:customStyle="1" w:styleId="Heading9Char">
-    <w:name w:val="Heading 9 Char"/>
-    <w:basedOn w:val="DefaultParagraphFont"/>
-    <w:link w:val="Heading9"/>
+  <w:style w:type="character" w:customStyle="1" w:styleId="90">
+    <w:name w:val="หัวเรื่อง 9 อักขระ"/>
+    <w:basedOn w:val="a0"/>
+    <w:link w:val="9"/>
     <w:uiPriority w:val="9"/>
     <w:semiHidden/>
     <w:rsid w:val="00AE154E"/>
@@ -2979,11 +3019,11 @@
       <w:color w:val="272727" w:themeColor="text1" w:themeTint="D8"/>
     </w:rPr>
   </w:style>
-  <w:style w:type="paragraph" w:styleId="Title">
+  <w:style w:type="paragraph" w:styleId="a3">
     <w:name w:val="Title"/>
-    <w:basedOn w:val="Normal"/>
-    <w:next w:val="Normal"/>
-    <w:link w:val="TitleChar"/>
+    <w:basedOn w:val="a"/>
+    <w:next w:val="a"/>
+    <w:link w:val="a4"/>
     <w:uiPriority w:val="10"/>
     <w:qFormat/>
     <w:rsid w:val="00AE154E"/>
@@ -3000,10 +3040,10 @@
       <w14:ligatures w14:val="standardContextual"/>
     </w:rPr>
   </w:style>
-  <w:style w:type="character" w:customStyle="1" w:styleId="TitleChar">
-    <w:name w:val="Title Char"/>
-    <w:basedOn w:val="DefaultParagraphFont"/>
-    <w:link w:val="Title"/>
+  <w:style w:type="character" w:customStyle="1" w:styleId="a4">
+    <w:name w:val="ชื่อเรื่อง อักขระ"/>
+    <w:basedOn w:val="a0"/>
+    <w:link w:val="a3"/>
     <w:uiPriority w:val="10"/>
     <w:rsid w:val="00AE154E"/>
     <w:rPr>
@@ -3014,11 +3054,11 @@
       <w:szCs w:val="71"/>
     </w:rPr>
   </w:style>
-  <w:style w:type="paragraph" w:styleId="Subtitle">
+  <w:style w:type="paragraph" w:styleId="a5">
     <w:name w:val="Subtitle"/>
-    <w:basedOn w:val="Normal"/>
-    <w:next w:val="Normal"/>
-    <w:link w:val="SubtitleChar"/>
+    <w:basedOn w:val="a"/>
+    <w:next w:val="a"/>
+    <w:link w:val="a6"/>
     <w:uiPriority w:val="11"/>
     <w:qFormat/>
     <w:rsid w:val="00AE154E"/>
@@ -3038,10 +3078,10 @@
       <w14:ligatures w14:val="standardContextual"/>
     </w:rPr>
   </w:style>
-  <w:style w:type="character" w:customStyle="1" w:styleId="SubtitleChar">
-    <w:name w:val="Subtitle Char"/>
-    <w:basedOn w:val="DefaultParagraphFont"/>
-    <w:link w:val="Subtitle"/>
+  <w:style w:type="character" w:customStyle="1" w:styleId="a6">
+    <w:name w:val="ชื่อเรื่องรอง อักขระ"/>
+    <w:basedOn w:val="a0"/>
+    <w:link w:val="a5"/>
     <w:uiPriority w:val="11"/>
     <w:rsid w:val="00AE154E"/>
     <w:rPr>
@@ -3052,11 +3092,11 @@
       <w:szCs w:val="35"/>
     </w:rPr>
   </w:style>
-  <w:style w:type="paragraph" w:styleId="Quote">
+  <w:style w:type="paragraph" w:styleId="a7">
     <w:name w:val="Quote"/>
-    <w:basedOn w:val="Normal"/>
-    <w:next w:val="Normal"/>
-    <w:link w:val="QuoteChar"/>
+    <w:basedOn w:val="a"/>
+    <w:next w:val="a"/>
+    <w:link w:val="a8"/>
     <w:uiPriority w:val="29"/>
     <w:qFormat/>
     <w:rsid w:val="00AE154E"/>
@@ -3074,10 +3114,10 @@
       <w14:ligatures w14:val="standardContextual"/>
     </w:rPr>
   </w:style>
-  <w:style w:type="character" w:customStyle="1" w:styleId="QuoteChar">
-    <w:name w:val="Quote Char"/>
-    <w:basedOn w:val="DefaultParagraphFont"/>
-    <w:link w:val="Quote"/>
+  <w:style w:type="character" w:customStyle="1" w:styleId="a8">
+    <w:name w:val="คำอ้างอิง อักขระ"/>
+    <w:basedOn w:val="a0"/>
+    <w:link w:val="a7"/>
     <w:uiPriority w:val="29"/>
     <w:rsid w:val="00AE154E"/>
     <w:rPr>
@@ -3086,9 +3126,9 @@
       <w:color w:val="404040" w:themeColor="text1" w:themeTint="BF"/>
     </w:rPr>
   </w:style>
-  <w:style w:type="paragraph" w:styleId="ListParagraph">
+  <w:style w:type="paragraph" w:styleId="a9">
     <w:name w:val="List Paragraph"/>
-    <w:basedOn w:val="Normal"/>
+    <w:basedOn w:val="a"/>
     <w:uiPriority w:val="34"/>
     <w:qFormat/>
     <w:rsid w:val="00AE154E"/>
@@ -3104,9 +3144,9 @@
       <w14:ligatures w14:val="standardContextual"/>
     </w:rPr>
   </w:style>
-  <w:style w:type="character" w:styleId="IntenseEmphasis">
+  <w:style w:type="character" w:styleId="aa">
     <w:name w:val="Intense Emphasis"/>
-    <w:basedOn w:val="DefaultParagraphFont"/>
+    <w:basedOn w:val="a0"/>
     <w:uiPriority w:val="21"/>
     <w:qFormat/>
     <w:rsid w:val="00AE154E"/>
@@ -3116,11 +3156,11 @@
       <w:color w:val="0F4761" w:themeColor="accent1" w:themeShade="BF"/>
     </w:rPr>
   </w:style>
-  <w:style w:type="paragraph" w:styleId="IntenseQuote">
+  <w:style w:type="paragraph" w:styleId="ab">
     <w:name w:val="Intense Quote"/>
-    <w:basedOn w:val="Normal"/>
-    <w:next w:val="Normal"/>
-    <w:link w:val="IntenseQuoteChar"/>
+    <w:basedOn w:val="a"/>
+    <w:next w:val="a"/>
+    <w:link w:val="ac"/>
     <w:uiPriority w:val="30"/>
     <w:qFormat/>
     <w:rsid w:val="00AE154E"/>
@@ -3143,10 +3183,10 @@
       <w14:ligatures w14:val="standardContextual"/>
     </w:rPr>
   </w:style>
-  <w:style w:type="character" w:customStyle="1" w:styleId="IntenseQuoteChar">
-    <w:name w:val="Intense Quote Char"/>
-    <w:basedOn w:val="DefaultParagraphFont"/>
-    <w:link w:val="IntenseQuote"/>
+  <w:style w:type="character" w:customStyle="1" w:styleId="ac">
+    <w:name w:val="ทำให้คำอ้างอิงเป็นสีเข้มขึ้น อักขระ"/>
+    <w:basedOn w:val="a0"/>
+    <w:link w:val="ab"/>
     <w:uiPriority w:val="30"/>
     <w:rsid w:val="00AE154E"/>
     <w:rPr>
@@ -3155,9 +3195,9 @@
       <w:color w:val="0F4761" w:themeColor="accent1" w:themeShade="BF"/>
     </w:rPr>
   </w:style>
-  <w:style w:type="character" w:styleId="IntenseReference">
+  <w:style w:type="character" w:styleId="ad">
     <w:name w:val="Intense Reference"/>
-    <w:basedOn w:val="DefaultParagraphFont"/>
+    <w:basedOn w:val="a0"/>
     <w:uiPriority w:val="32"/>
     <w:qFormat/>
     <w:rsid w:val="00AE154E"/>
